--- a/差异化城市设计/设计报告-拉萨.docx
+++ b/差异化城市设计/设计报告-拉萨.docx
@@ -3006,20 +3006,20 @@
         <w:rPr>
           <w:rFonts w:eastAsia="宋体"/>
         </w:rPr>
-        <w:t>（GB 50009，拉萨 w0=0.15 kN/m² 为四城最低）：风压标准值 wk=0.31 kN/m²；铝导轨 6063-T5 简支 L_b=1.2 m：σ_max、f_max 均满足（</w:t>
+        <w:t>（GB 50009，拉萨 w0=0.15 kN/m² 为四城最低）：风压标准值 wk=0.31 kN/m²；铝导轨 6063-T5（W=10.4 cm³、I=44.9 cm⁴）简支 L_b=1.2 m：</w:t>
       </w:r>
       <w:r>
         <w:rPr>
           <w:rFonts w:eastAsia="宋体"/>
           <w:b/>
         </w:rPr>
-        <w:t>拉萨风压小，支架校核裕量大</w:t>
+        <w:t>σ_max=5.6 MPa≤85 MPa、f_max=0.21 mm≤L/200=6 mm</w:t>
       </w:r>
       <w:r>
         <w:rPr>
           <w:rFonts w:eastAsia="宋体"/>
         </w:rPr>
-        <w:t>）。</w:t>
+        <w:t xml:space="preserve"> ✅（拉萨风压/自重组合应力远小于深圳 24.3 MPa，支架强度裕量极大）。</w:t>
       </w:r>
     </w:p>
     <w:p>
